--- a/History/chapters/07 - Gods and Kings - Mesopotamia, Egypt, and the First Empires.docx
+++ b/History/chapters/07 - Gods and Kings - Mesopotamia, Egypt, and the First Empires.docx
@@ -102,7 +102,7 @@
         <w:spacing w:after="200"/>
       </w:pPr>
       <w:r>
-        <w:t xml:space="preserve">Almost none of this chapter could be read at all until 1799, when French soldiers in Egypt found a slab of basalt at Rosetta inscribed with the same decree in Greek, Egyptian hieroglyphs, and Egyptian demotic script. The Greek, which scholars could already read, unlocked the other two: Jean-François Champollion published the decipherment in 1822, and hieroglyphs, silent for roughly fourteen centuries, began speaking again.</w:t>
+        <w:t xml:space="preserve">Almost none of this chapter could be read at all until 1799, when French soldiers in Egypt found a slab of dark granodiorite at Rosetta inscribed with the same decree in Greek, Egyptian hieroglyphs, and Egyptian demotic script. The Greek, which scholars could already read, unlocked the other two: Jean-François Champollion published the decipherment in 1822, and hieroglyphs, silent for roughly fourteen centuries, began speaking again.</w:t>
       </w:r>
     </w:p>
     <w:p>
